--- a/отчёт lab2.docx
+++ b/отчёт lab2.docx
@@ -1381,8 +1381,6 @@
           </wp:inline>
         </w:drawing>
       </w:r>
-      <w:bookmarkStart w:id="1" w:name="_GoBack"/>
-      <w:bookmarkEnd w:id="1"/>
     </w:p>
     <w:p>
       <w:pPr>
@@ -1624,7 +1622,7 @@
           <w:sz w:val="32"/>
           <w:szCs w:val="32"/>
           <w:shd w:val="clear" w:color="auto" w:fill="FFFFFF"/>
-          <w:lang w:val="en-US"/>
+          <w:lang w:val="ru-RU"/>
         </w:rPr>
         <w:t>28.8</w:t>
       </w:r>
@@ -1755,7 +1753,7 @@
           <w:sz w:val="32"/>
           <w:szCs w:val="32"/>
           <w:shd w:val="clear" w:color="auto" w:fill="FFFFFF"/>
-          <w:lang w:val="en-US"/>
+          <w:lang w:val="ru-RU"/>
         </w:rPr>
         <w:t>41.8</w:t>
       </w:r>
@@ -1923,7 +1921,7 @@
           <w:sz w:val="32"/>
           <w:szCs w:val="32"/>
           <w:shd w:val="clear" w:color="auto" w:fill="FFFFFF"/>
-          <w:lang w:val="en-US"/>
+          <w:lang w:val="ru-RU"/>
         </w:rPr>
         <w:t>51.7</w:t>
       </w:r>
@@ -1984,6 +1982,9 @@
         <w:spacing w:line="360" w:lineRule="auto"/>
       </w:pPr>
       <w:r>
+        <w:rPr>
+          <w:noProof/>
+        </w:rPr>
         <w:drawing>
           <wp:inline distT="0" distB="0" distL="0" distR="0" wp14:anchorId="23CF4809" wp14:editId="449C67F0">
             <wp:extent cx="5274310" cy="570865"/>
@@ -3378,34 +3379,124 @@
           <w:rFonts w:ascii="Times New Roman" w:eastAsia="SimSun" w:hAnsi="Times New Roman"/>
           <w:sz w:val="32"/>
           <w:szCs w:val="32"/>
+          <w:lang w:val="ru-RU" w:eastAsia="zh-CN"/>
+        </w:rPr>
+      </w:pPr>
+      <w:r>
+        <w:rPr>
+          <w:rFonts w:ascii="Times New Roman" w:eastAsia="SimSun" w:hAnsi="Times New Roman"/>
+          <w:sz w:val="32"/>
+          <w:szCs w:val="32"/>
           <w:lang w:val="en-US" w:eastAsia="zh-CN"/>
         </w:rPr>
-      </w:pPr>
+        <w:t>g</w:t>
+      </w:r>
       <w:r>
         <w:rPr>
           <w:rFonts w:ascii="Times New Roman" w:eastAsia="SimSun" w:hAnsi="Times New Roman"/>
           <w:sz w:val="32"/>
           <w:szCs w:val="32"/>
+          <w:lang w:val="ru-RU" w:eastAsia="zh-CN"/>
+        </w:rPr>
+        <w:t xml:space="preserve">++ </w:t>
+      </w:r>
+      <w:r>
+        <w:rPr>
+          <w:rFonts w:ascii="Times New Roman" w:eastAsia="SimSun" w:hAnsi="Times New Roman"/>
+          <w:sz w:val="32"/>
+          <w:szCs w:val="32"/>
           <w:lang w:val="en-US" w:eastAsia="zh-CN"/>
         </w:rPr>
-        <w:t>g</w:t>
+        <w:t>lab</w:t>
       </w:r>
       <w:r>
         <w:rPr>
           <w:rFonts w:ascii="Times New Roman" w:eastAsia="SimSun" w:hAnsi="Times New Roman"/>
           <w:sz w:val="32"/>
           <w:szCs w:val="32"/>
+          <w:lang w:val="ru-RU" w:eastAsia="zh-CN"/>
+        </w:rPr>
+        <w:t>2.</w:t>
+      </w:r>
+      <w:r>
+        <w:rPr>
+          <w:rFonts w:ascii="Times New Roman" w:eastAsia="SimSun" w:hAnsi="Times New Roman"/>
+          <w:sz w:val="32"/>
+          <w:szCs w:val="32"/>
           <w:lang w:val="en-US" w:eastAsia="zh-CN"/>
         </w:rPr>
-        <w:t xml:space="preserve">++ </w:t>
+        <w:t>cpp</w:t>
       </w:r>
       <w:r>
         <w:rPr>
           <w:rFonts w:ascii="Times New Roman" w:eastAsia="SimSun" w:hAnsi="Times New Roman"/>
           <w:sz w:val="32"/>
           <w:szCs w:val="32"/>
+          <w:lang w:val="ru-RU" w:eastAsia="zh-CN"/>
+        </w:rPr>
+        <w:t xml:space="preserve"> </w:t>
+      </w:r>
+      <w:r>
+        <w:rPr>
+          <w:rFonts w:ascii="Times New Roman" w:eastAsia="SimSun" w:hAnsi="Times New Roman"/>
+          <w:sz w:val="32"/>
+          <w:szCs w:val="32"/>
+          <w:lang w:val="ru-RU" w:eastAsia="zh-CN"/>
+        </w:rPr>
+        <w:t>-</w:t>
+      </w:r>
+      <w:r>
+        <w:rPr>
+          <w:rFonts w:ascii="Times New Roman" w:eastAsia="SimSun" w:hAnsi="Times New Roman"/>
+          <w:sz w:val="32"/>
+          <w:szCs w:val="32"/>
           <w:lang w:val="en-US" w:eastAsia="zh-CN"/>
         </w:rPr>
+        <w:t>O</w:t>
+      </w:r>
+      <w:r>
+        <w:rPr>
+          <w:rFonts w:ascii="Times New Roman" w:eastAsia="SimSun" w:hAnsi="Times New Roman"/>
+          <w:sz w:val="32"/>
+          <w:szCs w:val="32"/>
+          <w:lang w:val="ru-RU" w:eastAsia="zh-CN"/>
+        </w:rPr>
+        <w:t xml:space="preserve">0 </w:t>
+      </w:r>
+      <w:r>
+        <w:rPr>
+          <w:rFonts w:ascii="Times New Roman" w:eastAsia="SimSun" w:hAnsi="Times New Roman"/>
+          <w:sz w:val="32"/>
+          <w:szCs w:val="32"/>
+          <w:lang w:val="ru-RU" w:eastAsia="zh-CN"/>
+        </w:rPr>
+        <w:t>-</w:t>
+      </w:r>
+      <w:r>
+        <w:rPr>
+          <w:rFonts w:ascii="Times New Roman" w:eastAsia="SimSun" w:hAnsi="Times New Roman"/>
+          <w:sz w:val="32"/>
+          <w:szCs w:val="32"/>
+          <w:lang w:val="en-US" w:eastAsia="zh-CN"/>
+        </w:rPr>
+        <w:t>o</w:t>
+      </w:r>
+      <w:r>
+        <w:rPr>
+          <w:rFonts w:ascii="Times New Roman" w:eastAsia="SimSun" w:hAnsi="Times New Roman"/>
+          <w:sz w:val="32"/>
+          <w:szCs w:val="32"/>
+          <w:lang w:val="ru-RU" w:eastAsia="zh-CN"/>
+        </w:rPr>
+        <w:t xml:space="preserve"> </w:t>
+      </w:r>
+      <w:r>
+        <w:rPr>
+          <w:rFonts w:ascii="Times New Roman" w:eastAsia="SimSun" w:hAnsi="Times New Roman"/>
+          <w:sz w:val="32"/>
+          <w:szCs w:val="32"/>
+          <w:lang w:val="en-US" w:eastAsia="zh-CN"/>
+        </w:rPr>
         <w:t>lab</w:t>
       </w:r>
       <w:r>
@@ -3413,8 +3504,44 @@
           <w:rFonts w:ascii="Times New Roman" w:eastAsia="SimSun" w:hAnsi="Times New Roman"/>
           <w:sz w:val="32"/>
           <w:szCs w:val="32"/>
+          <w:lang w:val="ru-RU" w:eastAsia="zh-CN"/>
+        </w:rPr>
+        <w:t>2.</w:t>
+      </w:r>
+      <w:r>
+        <w:rPr>
+          <w:rFonts w:ascii="Times New Roman" w:eastAsia="SimSun" w:hAnsi="Times New Roman"/>
+          <w:sz w:val="32"/>
+          <w:szCs w:val="32"/>
           <w:lang w:val="en-US" w:eastAsia="zh-CN"/>
         </w:rPr>
+        <w:t>exe</w:t>
+      </w:r>
+      <w:r>
+        <w:rPr>
+          <w:rFonts w:ascii="Times New Roman" w:eastAsia="SimSun" w:hAnsi="Times New Roman"/>
+          <w:sz w:val="32"/>
+          <w:szCs w:val="32"/>
+          <w:lang w:val="ru-RU" w:eastAsia="zh-CN"/>
+        </w:rPr>
+        <w:t xml:space="preserve"> &amp;&amp; </w:t>
+      </w:r>
+      <w:r>
+        <w:rPr>
+          <w:rFonts w:ascii="Times New Roman" w:eastAsia="SimSun" w:hAnsi="Times New Roman"/>
+          <w:sz w:val="32"/>
+          <w:szCs w:val="32"/>
+          <w:lang w:val="en-US" w:eastAsia="zh-CN"/>
+        </w:rPr>
+        <w:t>lab</w:t>
+      </w:r>
+      <w:r>
+        <w:rPr>
+          <w:rFonts w:ascii="Times New Roman" w:eastAsia="SimSun" w:hAnsi="Times New Roman"/>
+          <w:sz w:val="32"/>
+          <w:szCs w:val="32"/>
+          <w:lang w:val="ru-RU" w:eastAsia="zh-CN"/>
+        </w:rPr>
         <w:t>2.</w:t>
       </w:r>
       <w:r>
@@ -3424,88 +3551,7 @@
           <w:szCs w:val="32"/>
           <w:lang w:val="en-US" w:eastAsia="zh-CN"/>
         </w:rPr>
-        <w:t>cpp</w:t>
-      </w:r>
-      <w:r>
-        <w:rPr>
-          <w:rFonts w:ascii="Times New Roman" w:eastAsia="SimSun" w:hAnsi="Times New Roman"/>
-          <w:sz w:val="32"/>
-          <w:szCs w:val="32"/>
-          <w:lang w:val="en-US" w:eastAsia="zh-CN"/>
-        </w:rPr>
-        <w:t xml:space="preserve"> </w:t>
-      </w:r>
-      <w:r>
-        <w:rPr>
-          <w:rFonts w:ascii="Times New Roman" w:eastAsia="SimSun" w:hAnsi="Times New Roman"/>
-          <w:sz w:val="32"/>
-          <w:szCs w:val="32"/>
-          <w:lang w:val="en-US" w:eastAsia="zh-CN"/>
-        </w:rPr>
-        <w:t xml:space="preserve">-O0 </w:t>
-      </w:r>
-      <w:r>
-        <w:rPr>
-          <w:rFonts w:ascii="Times New Roman" w:eastAsia="SimSun" w:hAnsi="Times New Roman"/>
-          <w:sz w:val="32"/>
-          <w:szCs w:val="32"/>
-          <w:lang w:val="en-US" w:eastAsia="zh-CN"/>
-        </w:rPr>
-        <w:t>-</w:t>
-      </w:r>
-      <w:r>
-        <w:rPr>
-          <w:rFonts w:ascii="Times New Roman" w:eastAsia="SimSun" w:hAnsi="Times New Roman"/>
-          <w:sz w:val="32"/>
-          <w:szCs w:val="32"/>
-          <w:lang w:val="en-US" w:eastAsia="zh-CN"/>
-        </w:rPr>
-        <w:t>o</w:t>
-      </w:r>
-      <w:r>
-        <w:rPr>
-          <w:rFonts w:ascii="Times New Roman" w:eastAsia="SimSun" w:hAnsi="Times New Roman"/>
-          <w:sz w:val="32"/>
-          <w:szCs w:val="32"/>
-          <w:lang w:val="en-US" w:eastAsia="zh-CN"/>
-        </w:rPr>
-        <w:t xml:space="preserve"> </w:t>
-      </w:r>
-      <w:r>
-        <w:rPr>
-          <w:rFonts w:ascii="Times New Roman" w:eastAsia="SimSun" w:hAnsi="Times New Roman"/>
-          <w:sz w:val="32"/>
-          <w:szCs w:val="32"/>
-          <w:lang w:val="en-US" w:eastAsia="zh-CN"/>
-        </w:rPr>
-        <w:t>lab</w:t>
-      </w:r>
-      <w:r>
-        <w:rPr>
-          <w:rFonts w:ascii="Times New Roman" w:eastAsia="SimSun" w:hAnsi="Times New Roman"/>
-          <w:sz w:val="32"/>
-          <w:szCs w:val="32"/>
-          <w:lang w:val="en-US" w:eastAsia="zh-CN"/>
-        </w:rPr>
-        <w:t>2.</w:t>
-      </w:r>
-      <w:r>
-        <w:rPr>
-          <w:rFonts w:ascii="Times New Roman" w:eastAsia="SimSun" w:hAnsi="Times New Roman"/>
-          <w:sz w:val="32"/>
-          <w:szCs w:val="32"/>
-          <w:lang w:val="en-US" w:eastAsia="zh-CN"/>
-        </w:rPr>
         <w:t>exe</w:t>
-      </w:r>
-      <w:r>
-        <w:rPr>
-          <w:rFonts w:ascii="Times New Roman" w:eastAsia="SimSun" w:hAnsi="Times New Roman"/>
-          <w:sz w:val="32"/>
-          <w:szCs w:val="32"/>
-          <w:lang w:val="en-US" w:eastAsia="zh-CN"/>
-        </w:rPr>
-        <w:t xml:space="preserve"> &amp;&amp; lab2.exe</w:t>
       </w:r>
     </w:p>
     <w:p>
@@ -3580,25 +3626,7 @@
           <w:szCs w:val="32"/>
           <w:lang w:val="en-US" w:eastAsia="zh-CN"/>
         </w:rPr>
-        <w:t>-O</w:t>
-      </w:r>
-      <w:r>
-        <w:rPr>
-          <w:rFonts w:ascii="Times New Roman" w:eastAsia="SimSun" w:hAnsi="Times New Roman"/>
-          <w:sz w:val="32"/>
-          <w:szCs w:val="32"/>
-          <w:lang w:val="en-US" w:eastAsia="zh-CN"/>
-        </w:rPr>
-        <w:t>1</w:t>
-      </w:r>
-      <w:r>
-        <w:rPr>
-          <w:rFonts w:ascii="Times New Roman" w:eastAsia="SimSun" w:hAnsi="Times New Roman"/>
-          <w:sz w:val="32"/>
-          <w:szCs w:val="32"/>
-          <w:lang w:val="en-US" w:eastAsia="zh-CN"/>
-        </w:rPr>
-        <w:t xml:space="preserve"> </w:t>
+        <w:t xml:space="preserve">-O1 </w:t>
       </w:r>
       <w:r>
         <w:rPr>
@@ -3727,25 +3755,7 @@
           <w:szCs w:val="32"/>
           <w:lang w:val="en-US" w:eastAsia="zh-CN"/>
         </w:rPr>
-        <w:t>-O</w:t>
-      </w:r>
-      <w:r>
-        <w:rPr>
-          <w:rFonts w:ascii="Times New Roman" w:eastAsia="SimSun" w:hAnsi="Times New Roman"/>
-          <w:sz w:val="32"/>
-          <w:szCs w:val="32"/>
-          <w:lang w:val="en-US" w:eastAsia="zh-CN"/>
-        </w:rPr>
-        <w:t>2</w:t>
-      </w:r>
-      <w:r>
-        <w:rPr>
-          <w:rFonts w:ascii="Times New Roman" w:eastAsia="SimSun" w:hAnsi="Times New Roman"/>
-          <w:sz w:val="32"/>
-          <w:szCs w:val="32"/>
-          <w:lang w:val="en-US" w:eastAsia="zh-CN"/>
-        </w:rPr>
-        <w:t xml:space="preserve"> </w:t>
+        <w:t xml:space="preserve">-O2 </w:t>
       </w:r>
       <w:r>
         <w:rPr>
@@ -3874,25 +3884,7 @@
           <w:szCs w:val="32"/>
           <w:lang w:val="en-US" w:eastAsia="zh-CN"/>
         </w:rPr>
-        <w:t>-O</w:t>
-      </w:r>
-      <w:r>
-        <w:rPr>
-          <w:rFonts w:ascii="Times New Roman" w:eastAsia="SimSun" w:hAnsi="Times New Roman"/>
-          <w:sz w:val="32"/>
-          <w:szCs w:val="32"/>
-          <w:lang w:val="en-US" w:eastAsia="zh-CN"/>
-        </w:rPr>
-        <w:t>3</w:t>
-      </w:r>
-      <w:r>
-        <w:rPr>
-          <w:rFonts w:ascii="Times New Roman" w:eastAsia="SimSun" w:hAnsi="Times New Roman"/>
-          <w:sz w:val="32"/>
-          <w:szCs w:val="32"/>
-          <w:lang w:val="en-US" w:eastAsia="zh-CN"/>
-        </w:rPr>
-        <w:t xml:space="preserve"> </w:t>
+        <w:t xml:space="preserve">-O3 </w:t>
       </w:r>
       <w:r>
         <w:rPr>
@@ -4031,16 +4023,7 @@
           <w:szCs w:val="32"/>
           <w:lang w:val="en-US" w:eastAsia="zh-CN"/>
         </w:rPr>
-        <w:t>O</w:t>
-      </w:r>
-      <w:r>
-        <w:rPr>
-          <w:rFonts w:ascii="Times New Roman" w:eastAsia="SimSun" w:hAnsi="Times New Roman"/>
-          <w:sz w:val="32"/>
-          <w:szCs w:val="32"/>
-          <w:lang w:val="en-US" w:eastAsia="zh-CN"/>
-        </w:rPr>
-        <w:t>s</w:t>
+        <w:t>Os</w:t>
       </w:r>
       <w:proofErr w:type="spellEnd"/>
       <w:r>
@@ -4189,16 +4172,7 @@
           <w:szCs w:val="32"/>
           <w:lang w:val="en-US" w:eastAsia="zh-CN"/>
         </w:rPr>
-        <w:t>O</w:t>
-      </w:r>
-      <w:r>
-        <w:rPr>
-          <w:rFonts w:ascii="Times New Roman" w:eastAsia="SimSun" w:hAnsi="Times New Roman"/>
-          <w:sz w:val="32"/>
-          <w:szCs w:val="32"/>
-          <w:lang w:val="en-US" w:eastAsia="zh-CN"/>
-        </w:rPr>
-        <w:t>fast</w:t>
+        <w:t>Ofast</w:t>
       </w:r>
       <w:proofErr w:type="spellEnd"/>
       <w:r>
@@ -4347,16 +4321,7 @@
           <w:szCs w:val="32"/>
           <w:lang w:val="en-US" w:eastAsia="zh-CN"/>
         </w:rPr>
-        <w:t>O</w:t>
-      </w:r>
-      <w:r>
-        <w:rPr>
-          <w:rFonts w:ascii="Times New Roman" w:eastAsia="SimSun" w:hAnsi="Times New Roman"/>
-          <w:sz w:val="32"/>
-          <w:szCs w:val="32"/>
-          <w:lang w:val="en-US" w:eastAsia="zh-CN"/>
-        </w:rPr>
-        <w:t>g</w:t>
+        <w:t>Og</w:t>
       </w:r>
       <w:proofErr w:type="spellEnd"/>
       <w:r>
@@ -11159,6 +11124,22 @@
           <w:lang w:val="en-US" w:eastAsia="zh-CN"/>
         </w:rPr>
       </w:pPr>
+    </w:p>
+    <w:p>
+      <w:pPr>
+        <w:spacing w:line="360" w:lineRule="auto"/>
+        <w:jc w:val="both"/>
+        <w:rPr>
+          <w:rFonts w:ascii="Times New Roman" w:eastAsia="SimSun" w:hAnsi="Times New Roman"/>
+          <w:i/>
+          <w:iCs/>
+          <w:sz w:val="32"/>
+          <w:szCs w:val="32"/>
+          <w:lang w:val="en-US" w:eastAsia="zh-CN"/>
+        </w:rPr>
+      </w:pPr>
+      <w:bookmarkStart w:id="1" w:name="_GoBack"/>
+      <w:bookmarkEnd w:id="1"/>
     </w:p>
     <w:sectPr>
       <w:pgSz w:w="11906" w:h="16838"/>
